--- a/public/templates/letterhead-template.docx
+++ b/public/templates/letterhead-template.docx
@@ -86,18 +86,646 @@
       <w:rPr>
         <w:noProof/>
       </w:rPr>
+      <w:drawing>
+        <wp:anchor distT="0" distB="0" distL="114300" distR="114300" simplePos="0" relativeHeight="251691008" behindDoc="0" locked="0" layoutInCell="1" allowOverlap="1" wp14:anchorId="65524ED4" wp14:editId="23122B43">
+          <wp:simplePos x="0" y="0"/>
+          <wp:positionH relativeFrom="column">
+            <wp:posOffset>1778635</wp:posOffset>
+          </wp:positionH>
+          <wp:positionV relativeFrom="paragraph">
+            <wp:posOffset>260350</wp:posOffset>
+          </wp:positionV>
+          <wp:extent cx="173355" cy="173355"/>
+          <wp:effectExtent l="0" t="0" r="0" b="0"/>
+          <wp:wrapTopAndBottom/>
+          <wp:docPr id="1915441871" name="Graphic 1"/>
+          <wp:cNvGraphicFramePr>
+            <a:graphicFrameLocks xmlns:a="http://schemas.openxmlformats.org/drawingml/2006/main" noChangeAspect="1"/>
+          </wp:cNvGraphicFramePr>
+          <a:graphic xmlns:a="http://schemas.openxmlformats.org/drawingml/2006/main">
+            <a:graphicData uri="http://schemas.openxmlformats.org/drawingml/2006/picture">
+              <pic:pic xmlns:pic="http://schemas.openxmlformats.org/drawingml/2006/picture">
+                <pic:nvPicPr>
+                  <pic:cNvPr id="1915441871" name=""/>
+                  <pic:cNvPicPr/>
+                </pic:nvPicPr>
+                <pic:blipFill>
+                  <a:blip r:embed="rId1">
+                    <a:extLst>
+                      <a:ext uri="{96DAC541-7B7A-43D3-8B79-37D633B846F1}">
+                        <asvg:svgBlip xmlns:asvg="http://schemas.microsoft.com/office/drawing/2016/SVG/main" r:embed="rId2"/>
+                      </a:ext>
+                    </a:extLst>
+                  </a:blip>
+                  <a:stretch>
+                    <a:fillRect/>
+                  </a:stretch>
+                </pic:blipFill>
+                <pic:spPr>
+                  <a:xfrm>
+                    <a:off x="0" y="0"/>
+                    <a:ext cx="173355" cy="173355"/>
+                  </a:xfrm>
+                  <a:prstGeom prst="rect">
+                    <a:avLst/>
+                  </a:prstGeom>
+                </pic:spPr>
+              </pic:pic>
+            </a:graphicData>
+          </a:graphic>
+          <wp14:sizeRelH relativeFrom="margin">
+            <wp14:pctWidth>0</wp14:pctWidth>
+          </wp14:sizeRelH>
+          <wp14:sizeRelV relativeFrom="margin">
+            <wp14:pctHeight>0</wp14:pctHeight>
+          </wp14:sizeRelV>
+        </wp:anchor>
+      </w:drawing>
+    </w:r>
+    <w:r>
+      <w:rPr>
+        <w:noProof/>
+      </w:rPr>
+      <w:drawing>
+        <wp:anchor distT="0" distB="0" distL="114300" distR="114300" simplePos="0" relativeHeight="251693056" behindDoc="0" locked="0" layoutInCell="1" allowOverlap="1" wp14:anchorId="573D981B" wp14:editId="438366F9">
+          <wp:simplePos x="0" y="0"/>
+          <wp:positionH relativeFrom="column">
+            <wp:posOffset>3221990</wp:posOffset>
+          </wp:positionH>
+          <wp:positionV relativeFrom="paragraph">
+            <wp:posOffset>255905</wp:posOffset>
+          </wp:positionV>
+          <wp:extent cx="173355" cy="173355"/>
+          <wp:effectExtent l="0" t="0" r="0" b="0"/>
+          <wp:wrapTopAndBottom/>
+          <wp:docPr id="1486042211" name="Graphic 1"/>
+          <wp:cNvGraphicFramePr>
+            <a:graphicFrameLocks xmlns:a="http://schemas.openxmlformats.org/drawingml/2006/main" noChangeAspect="1"/>
+          </wp:cNvGraphicFramePr>
+          <a:graphic xmlns:a="http://schemas.openxmlformats.org/drawingml/2006/main">
+            <a:graphicData uri="http://schemas.openxmlformats.org/drawingml/2006/picture">
+              <pic:pic xmlns:pic="http://schemas.openxmlformats.org/drawingml/2006/picture">
+                <pic:nvPicPr>
+                  <pic:cNvPr id="1486042211" name=""/>
+                  <pic:cNvPicPr/>
+                </pic:nvPicPr>
+                <pic:blipFill>
+                  <a:blip r:embed="rId3">
+                    <a:extLst>
+                      <a:ext uri="{96DAC541-7B7A-43D3-8B79-37D633B846F1}">
+                        <asvg:svgBlip xmlns:asvg="http://schemas.microsoft.com/office/drawing/2016/SVG/main" r:embed="rId4"/>
+                      </a:ext>
+                    </a:extLst>
+                  </a:blip>
+                  <a:stretch>
+                    <a:fillRect/>
+                  </a:stretch>
+                </pic:blipFill>
+                <pic:spPr>
+                  <a:xfrm>
+                    <a:off x="0" y="0"/>
+                    <a:ext cx="173355" cy="173355"/>
+                  </a:xfrm>
+                  <a:prstGeom prst="rect">
+                    <a:avLst/>
+                  </a:prstGeom>
+                </pic:spPr>
+              </pic:pic>
+            </a:graphicData>
+          </a:graphic>
+          <wp14:sizeRelH relativeFrom="margin">
+            <wp14:pctWidth>0</wp14:pctWidth>
+          </wp14:sizeRelH>
+          <wp14:sizeRelV relativeFrom="margin">
+            <wp14:pctHeight>0</wp14:pctHeight>
+          </wp14:sizeRelV>
+        </wp:anchor>
+      </w:drawing>
+    </w:r>
+    <w:r>
+      <w:rPr>
+        <w:noProof/>
+      </w:rPr>
       <mc:AlternateContent>
         <mc:Choice Requires="wps">
           <w:drawing>
-            <wp:anchor distT="45720" distB="45720" distL="114300" distR="114300" simplePos="0" relativeHeight="251703296" behindDoc="0" locked="0" layoutInCell="1" allowOverlap="1" wp14:anchorId="3A1005E1" wp14:editId="430D027E">
+            <wp:anchor distT="45720" distB="45720" distL="114300" distR="114300" simplePos="0" relativeHeight="251707392" behindDoc="0" locked="0" layoutInCell="1" allowOverlap="1" wp14:anchorId="79D1B25D" wp14:editId="34873EDD">
               <wp:simplePos x="0" y="0"/>
               <wp:positionH relativeFrom="column">
-                <wp:posOffset>-249555</wp:posOffset>
+                <wp:posOffset>1977390</wp:posOffset>
               </wp:positionH>
               <wp:positionV relativeFrom="paragraph">
-                <wp:posOffset>275590</wp:posOffset>
+                <wp:posOffset>302260</wp:posOffset>
               </wp:positionV>
-              <wp:extent cx="1525270" cy="280035"/>
+              <wp:extent cx="339090" cy="111125"/>
+              <wp:effectExtent l="0" t="0" r="3810" b="3175"/>
+              <wp:wrapSquare wrapText="bothSides"/>
+              <wp:docPr id="444843138" name="Text Box 2"/>
+              <wp:cNvGraphicFramePr>
+                <a:graphicFrameLocks xmlns:a="http://schemas.openxmlformats.org/drawingml/2006/main"/>
+              </wp:cNvGraphicFramePr>
+              <a:graphic xmlns:a="http://schemas.openxmlformats.org/drawingml/2006/main">
+                <a:graphicData uri="http://schemas.microsoft.com/office/word/2010/wordprocessingShape">
+                  <wps:wsp>
+                    <wps:cNvSpPr txBox="1">
+                      <a:spLocks noChangeArrowheads="1"/>
+                    </wps:cNvSpPr>
+                    <wps:spPr bwMode="auto">
+                      <a:xfrm>
+                        <a:off x="0" y="0"/>
+                        <a:ext cx="339090" cy="111125"/>
+                      </a:xfrm>
+                      <a:prstGeom prst="rect">
+                        <a:avLst/>
+                      </a:prstGeom>
+                      <a:noFill/>
+                      <a:ln w="9525">
+                        <a:noFill/>
+                        <a:miter lim="800000"/>
+                        <a:headEnd/>
+                        <a:tailEnd/>
+                      </a:ln>
+                    </wps:spPr>
+                    <wps:txbx>
+                      <w:txbxContent>
+                        <w:p>
+                          <w:pPr>
+                            <w:rPr>
+                              <w:rFonts w:ascii="Arial" w:hAnsi="Arial" w:cs="Arial"/>
+                              <w:b/>
+                              <w:bCs/>
+                              <w:color w:val="6F8CC0"/>
+                              <w:sz w:val="12"/>
+                              <w:szCs w:val="12"/>
+                              <w:lang w:val="es-PE"/>
+                            </w:rPr>
+                          </w:pPr>
+                          <w:r>
+                            <w:rPr>
+                              <w:rFonts w:ascii="Arial" w:hAnsi="Arial" w:cs="Arial"/>
+                              <w:b/>
+                              <w:bCs/>
+                              <w:color w:val="6F8CC0"/>
+                              <w:sz w:val="12"/>
+                              <w:szCs w:val="12"/>
+                              <w:lang w:val="es-PE"/>
+                            </w:rPr>
+                            <w:t>PHONE</w:t>
+                          </w:r>
+                        </w:p>
+                      </w:txbxContent>
+                    </wps:txbx>
+                    <wps:bodyPr rot="0" vert="horz" wrap="square" lIns="0" tIns="0" rIns="0" bIns="0" anchor="ctr" anchorCtr="0">
+                      <a:noAutofit/>
+                    </wps:bodyPr>
+                  </wps:wsp>
+                </a:graphicData>
+              </a:graphic>
+              <wp14:sizeRelH relativeFrom="margin">
+                <wp14:pctWidth>0</wp14:pctWidth>
+              </wp14:sizeRelH>
+              <wp14:sizeRelV relativeFrom="margin">
+                <wp14:pctHeight>0</wp14:pctHeight>
+              </wp14:sizeRelV>
+            </wp:anchor>
+          </w:drawing>
+        </mc:Choice>
+        <mc:Fallback>
+          <w:pict>
+            <v:shapetype w14:anchorId="79D1B25D" id="_x0000_t202" coordsize="21600,21600" o:spt="202" path="m,l,21600r21600,l21600,xe">
+              <v:stroke joinstyle="miter"/>
+              <v:path gradientshapeok="t" o:connecttype="rect"/>
+            </v:shapetype>
+            <v:shape id="_x0000_s1033" type="#_x0000_t202" style="position:absolute;left:0;text-align:left;margin-left:155.7pt;margin-top:23.8pt;width:26.7pt;height:8.75pt;z-index:251707392;visibility:visible;mso-wrap-style:square;mso-width-percent:0;mso-height-percent:0;mso-wrap-distance-left:9pt;mso-wrap-distance-top:3.6pt;mso-wrap-distance-right:9pt;mso-wrap-distance-bottom:3.6pt;mso-position-horizontal:absolute;mso-position-horizontal-relative:text;mso-position-vertical:absolute;mso-position-vertical-relative:text;mso-width-percent:0;mso-height-percent:0;mso-width-relative:margin;mso-height-relative:margin;v-text-anchor:middle" o:gfxdata="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" filled="f" stroked="f">
+              <v:textbox inset="0,0,0,0">
+                <w:txbxContent>
+                  <w:p>
+                    <w:pPr>
+                      <w:rPr>
+                        <w:rFonts w:ascii="Arial" w:hAnsi="Arial" w:cs="Arial"/>
+                        <w:b/>
+                        <w:bCs/>
+                        <w:color w:val="6F8CC0"/>
+                        <w:sz w:val="12"/>
+                        <w:szCs w:val="12"/>
+                        <w:lang w:val="es-PE"/>
+                      </w:rPr>
+                    </w:pPr>
+                    <w:r>
+                      <w:rPr>
+                        <w:rFonts w:ascii="Arial" w:hAnsi="Arial" w:cs="Arial"/>
+                        <w:b/>
+                        <w:bCs/>
+                        <w:color w:val="6F8CC0"/>
+                        <w:sz w:val="12"/>
+                        <w:szCs w:val="12"/>
+                        <w:lang w:val="es-PE"/>
+                      </w:rPr>
+                      <w:t>PHONE</w:t>
+                    </w:r>
+                  </w:p>
+                </w:txbxContent>
+              </v:textbox>
+              <w10:wrap type="square"/>
+            </v:shape>
+          </w:pict>
+        </mc:Fallback>
+      </mc:AlternateContent>
+    </w:r>
+    <w:r>
+      <w:rPr>
+        <w:noProof/>
+      </w:rPr>
+      <mc:AlternateContent>
+        <mc:Choice Requires="wps">
+          <w:drawing>
+            <wp:anchor distT="45720" distB="45720" distL="114300" distR="114300" simplePos="0" relativeHeight="251709440" behindDoc="0" locked="0" layoutInCell="1" allowOverlap="1" wp14:anchorId="19071B4E" wp14:editId="4EDAA20A">
+              <wp:simplePos x="0" y="0"/>
+              <wp:positionH relativeFrom="column">
+                <wp:posOffset>3425825</wp:posOffset>
+              </wp:positionH>
+              <wp:positionV relativeFrom="paragraph">
+                <wp:posOffset>302260</wp:posOffset>
+              </wp:positionV>
+              <wp:extent cx="217170" cy="111125"/>
+              <wp:effectExtent l="0" t="0" r="11430" b="3175"/>
+              <wp:wrapSquare wrapText="bothSides"/>
+              <wp:docPr id="1908412984" name="Text Box 2"/>
+              <wp:cNvGraphicFramePr>
+                <a:graphicFrameLocks xmlns:a="http://schemas.openxmlformats.org/drawingml/2006/main"/>
+              </wp:cNvGraphicFramePr>
+              <a:graphic xmlns:a="http://schemas.openxmlformats.org/drawingml/2006/main">
+                <a:graphicData uri="http://schemas.microsoft.com/office/word/2010/wordprocessingShape">
+                  <wps:wsp>
+                    <wps:cNvSpPr txBox="1">
+                      <a:spLocks noChangeArrowheads="1"/>
+                    </wps:cNvSpPr>
+                    <wps:spPr bwMode="auto">
+                      <a:xfrm>
+                        <a:off x="0" y="0"/>
+                        <a:ext cx="217170" cy="111125"/>
+                      </a:xfrm>
+                      <a:prstGeom prst="rect">
+                        <a:avLst/>
+                      </a:prstGeom>
+                      <a:noFill/>
+                      <a:ln w="9525">
+                        <a:noFill/>
+                        <a:miter lim="800000"/>
+                        <a:headEnd/>
+                        <a:tailEnd/>
+                      </a:ln>
+                    </wps:spPr>
+                    <wps:txbx>
+                      <w:txbxContent>
+                        <w:p>
+                          <w:pPr>
+                            <w:rPr>
+                              <w:rFonts w:ascii="Arial" w:hAnsi="Arial" w:cs="Arial"/>
+                              <w:b/>
+                              <w:bCs/>
+                              <w:color w:val="6F8CC0"/>
+                              <w:sz w:val="12"/>
+                              <w:szCs w:val="12"/>
+                              <w:lang w:val="es-PE"/>
+                            </w:rPr>
+                          </w:pPr>
+                          <w:r>
+                            <w:rPr>
+                              <w:rFonts w:ascii="Arial" w:hAnsi="Arial" w:cs="Arial"/>
+                              <w:b/>
+                              <w:bCs/>
+                              <w:color w:val="6F8CC0"/>
+                              <w:sz w:val="12"/>
+                              <w:szCs w:val="12"/>
+                              <w:lang w:val="es-PE"/>
+                            </w:rPr>
+                            <w:t>FAX</w:t>
+                          </w:r>
+                        </w:p>
+                      </w:txbxContent>
+                    </wps:txbx>
+                    <wps:bodyPr rot="0" vert="horz" wrap="square" lIns="0" tIns="0" rIns="0" bIns="0" anchor="ctr" anchorCtr="0">
+                      <a:noAutofit/>
+                    </wps:bodyPr>
+                  </wps:wsp>
+                </a:graphicData>
+              </a:graphic>
+              <wp14:sizeRelH relativeFrom="margin">
+                <wp14:pctWidth>0</wp14:pctWidth>
+              </wp14:sizeRelH>
+              <wp14:sizeRelV relativeFrom="margin">
+                <wp14:pctHeight>0</wp14:pctHeight>
+              </wp14:sizeRelV>
+            </wp:anchor>
+          </w:drawing>
+        </mc:Choice>
+        <mc:Fallback>
+          <w:pict>
+            <v:shape w14:anchorId="19071B4E" id="_x0000_s1034" type="#_x0000_t202" style="position:absolute;left:0;text-align:left;margin-left:269.75pt;margin-top:23.8pt;width:17.1pt;height:8.75pt;z-index:251709440;visibility:visible;mso-wrap-style:square;mso-width-percent:0;mso-height-percent:0;mso-wrap-distance-left:9pt;mso-wrap-distance-top:3.6pt;mso-wrap-distance-right:9pt;mso-wrap-distance-bottom:3.6pt;mso-position-horizontal:absolute;mso-position-horizontal-relative:text;mso-position-vertical:absolute;mso-position-vertical-relative:text;mso-width-percent:0;mso-height-percent:0;mso-width-relative:margin;mso-height-relative:margin;v-text-anchor:middle" o:gfxdata="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" filled="f" stroked="f">
+              <v:textbox inset="0,0,0,0">
+                <w:txbxContent>
+                  <w:p>
+                    <w:pPr>
+                      <w:rPr>
+                        <w:rFonts w:ascii="Arial" w:hAnsi="Arial" w:cs="Arial"/>
+                        <w:b/>
+                        <w:bCs/>
+                        <w:color w:val="6F8CC0"/>
+                        <w:sz w:val="12"/>
+                        <w:szCs w:val="12"/>
+                        <w:lang w:val="es-PE"/>
+                      </w:rPr>
+                    </w:pPr>
+                    <w:r>
+                      <w:rPr>
+                        <w:rFonts w:ascii="Arial" w:hAnsi="Arial" w:cs="Arial"/>
+                        <w:b/>
+                        <w:bCs/>
+                        <w:color w:val="6F8CC0"/>
+                        <w:sz w:val="12"/>
+                        <w:szCs w:val="12"/>
+                        <w:lang w:val="es-PE"/>
+                      </w:rPr>
+                      <w:t>FAX</w:t>
+                    </w:r>
+                  </w:p>
+                </w:txbxContent>
+              </v:textbox>
+              <w10:wrap type="square"/>
+            </v:shape>
+          </w:pict>
+        </mc:Fallback>
+      </mc:AlternateContent>
+    </w:r>
+    <w:r>
+      <w:rPr>
+        <w:noProof/>
+      </w:rPr>
+      <mc:AlternateContent>
+        <mc:Choice Requires="wps">
+          <w:drawing>
+            <wp:anchor distT="45720" distB="45720" distL="114300" distR="114300" simplePos="0" relativeHeight="251701248" behindDoc="0" locked="0" layoutInCell="1" allowOverlap="1" wp14:anchorId="57287E4F" wp14:editId="115A4375">
+              <wp:simplePos x="0" y="0"/>
+              <wp:positionH relativeFrom="column">
+                <wp:posOffset>2290445</wp:posOffset>
+              </wp:positionH>
+              <wp:positionV relativeFrom="paragraph">
+                <wp:posOffset>276225</wp:posOffset>
+              </wp:positionV>
+              <wp:extent cx="933450" cy="152400"/>
+              <wp:effectExtent l="0" t="0" r="0" b="0"/>
+              <wp:wrapSquare wrapText="bothSides"/>
+              <wp:docPr id="425296727" name="Text Box 2"/>
+              <wp:cNvGraphicFramePr>
+                <a:graphicFrameLocks xmlns:a="http://schemas.openxmlformats.org/drawingml/2006/main"/>
+              </wp:cNvGraphicFramePr>
+              <a:graphic xmlns:a="http://schemas.openxmlformats.org/drawingml/2006/main">
+                <a:graphicData uri="http://schemas.microsoft.com/office/word/2010/wordprocessingShape">
+                  <wps:wsp>
+                    <wps:cNvSpPr txBox="1">
+                      <a:spLocks noChangeArrowheads="1"/>
+                    </wps:cNvSpPr>
+                    <wps:spPr bwMode="auto">
+                      <a:xfrm>
+                        <a:off x="0" y="0"/>
+                        <a:ext cx="933450" cy="152400"/>
+                      </a:xfrm>
+                      <a:prstGeom prst="rect">
+                        <a:avLst/>
+                      </a:prstGeom>
+                      <a:noFill/>
+                      <a:ln w="9525">
+                        <a:noFill/>
+                        <a:miter lim="800000"/>
+                        <a:headEnd/>
+                        <a:tailEnd/>
+                      </a:ln>
+                    </wps:spPr>
+                    <wps:txbx>
+                      <w:txbxContent>
+                        <w:p>
+                          <w:pPr>
+                            <w:rPr>
+                              <w:rFonts w:ascii="Arial" w:hAnsi="Arial" w:cs="Arial"/>
+                              <w:b/>
+                              <w:bCs/>
+                              <w:color w:val="FFFFFF" w:themeColor="background1"/>
+                              <w:sz w:val="18"/>
+                              <w:szCs w:val="18"/>
+                              <w:lang w:val="es-PE"/>
+                            </w:rPr>
+                          </w:pPr>
+                          <w:r>
+                            <w:rPr>
+                              <w:rFonts w:ascii="Arial" w:hAnsi="Arial" w:cs="Arial"/>
+                              <w:b/>
+                              <w:bCs/>
+                              <w:color w:val="FFFFFF" w:themeColor="background1"/>
+                              <w:sz w:val="18"/>
+                              <w:szCs w:val="18"/>
+                              <w:lang w:val="es-PE"/>
+                            </w:rPr>
+                            <w:t>(123) 456-7890</w:t>
+                          </w:r>
+                        </w:p>
+                      </w:txbxContent>
+                    </wps:txbx>
+                    <wps:bodyPr rot="0" vert="horz" wrap="square" lIns="0" tIns="0" rIns="0" bIns="0" anchor="ctr" anchorCtr="0">
+                      <a:noAutofit/>
+                    </wps:bodyPr>
+                  </wps:wsp>
+                </a:graphicData>
+              </a:graphic>
+              <wp14:sizeRelH relativeFrom="margin">
+                <wp14:pctWidth>0</wp14:pctWidth>
+              </wp14:sizeRelH>
+              <wp14:sizeRelV relativeFrom="margin">
+                <wp14:pctHeight>0</wp14:pctHeight>
+              </wp14:sizeRelV>
+            </wp:anchor>
+          </w:drawing>
+        </mc:Choice>
+        <mc:Fallback>
+          <w:pict>
+            <v:shape w14:anchorId="57287E4F" id="_x0000_s1035" type="#_x0000_t202" style="position:absolute;left:0;text-align:left;margin-left:180.35pt;margin-top:21.75pt;width:73.5pt;height:12pt;z-index:251701248;visibility:visible;mso-wrap-style:square;mso-width-percent:0;mso-height-percent:0;mso-wrap-distance-left:9pt;mso-wrap-distance-top:3.6pt;mso-wrap-distance-right:9pt;mso-wrap-distance-bottom:3.6pt;mso-position-horizontal:absolute;mso-position-horizontal-relative:text;mso-position-vertical:absolute;mso-position-vertical-relative:text;mso-width-percent:0;mso-height-percent:0;mso-width-relative:margin;mso-height-relative:margin;v-text-anchor:middle" o:gfxdata="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" filled="f" stroked="f">
+              <v:textbox inset="0,0,0,0">
+                <w:txbxContent>
+                  <w:p>
+                    <w:pPr>
+                      <w:rPr>
+                        <w:rFonts w:ascii="Arial" w:hAnsi="Arial" w:cs="Arial"/>
+                        <w:b/>
+                        <w:bCs/>
+                        <w:color w:val="FFFFFF" w:themeColor="background1"/>
+                        <w:sz w:val="18"/>
+                        <w:szCs w:val="18"/>
+                        <w:lang w:val="es-PE"/>
+                      </w:rPr>
+                    </w:pPr>
+                    <w:r>
+                      <w:rPr>
+                        <w:rFonts w:ascii="Arial" w:hAnsi="Arial" w:cs="Arial"/>
+                        <w:b/>
+                        <w:bCs/>
+                        <w:color w:val="FFFFFF" w:themeColor="background1"/>
+                        <w:sz w:val="18"/>
+                        <w:szCs w:val="18"/>
+                        <w:lang w:val="es-PE"/>
+                      </w:rPr>
+                      <w:t>(123) 456-7890</w:t>
+                    </w:r>
+                  </w:p>
+                </w:txbxContent>
+              </v:textbox>
+              <w10:wrap type="square"/>
+            </v:shape>
+          </w:pict>
+        </mc:Fallback>
+      </mc:AlternateContent>
+    </w:r>
+    <w:r>
+      <w:rPr>
+        <w:noProof/>
+      </w:rPr>
+      <mc:AlternateContent>
+        <mc:Choice Requires="wps">
+          <w:drawing>
+            <wp:anchor distT="45720" distB="45720" distL="114300" distR="114300" simplePos="0" relativeHeight="251699200" behindDoc="0" locked="0" layoutInCell="1" allowOverlap="1" wp14:anchorId="3BD21793" wp14:editId="5B095DA4">
+              <wp:simplePos x="0" y="0"/>
+              <wp:positionH relativeFrom="column">
+                <wp:posOffset>3614420</wp:posOffset>
+              </wp:positionH>
+              <wp:positionV relativeFrom="paragraph">
+                <wp:posOffset>271145</wp:posOffset>
+              </wp:positionV>
+              <wp:extent cx="942975" cy="152400"/>
+              <wp:effectExtent l="0" t="0" r="9525" b="0"/>
+              <wp:wrapSquare wrapText="bothSides"/>
+              <wp:docPr id="1833525119" name="Text Box 2"/>
+              <wp:cNvGraphicFramePr>
+                <a:graphicFrameLocks xmlns:a="http://schemas.openxmlformats.org/drawingml/2006/main"/>
+              </wp:cNvGraphicFramePr>
+              <a:graphic xmlns:a="http://schemas.openxmlformats.org/drawingml/2006/main">
+                <a:graphicData uri="http://schemas.microsoft.com/office/word/2010/wordprocessingShape">
+                  <wps:wsp>
+                    <wps:cNvSpPr txBox="1">
+                      <a:spLocks noChangeArrowheads="1"/>
+                    </wps:cNvSpPr>
+                    <wps:spPr bwMode="auto">
+                      <a:xfrm>
+                        <a:off x="0" y="0"/>
+                        <a:ext cx="942975" cy="152400"/>
+                      </a:xfrm>
+                      <a:prstGeom prst="rect">
+                        <a:avLst/>
+                      </a:prstGeom>
+                      <a:noFill/>
+                      <a:ln w="9525">
+                        <a:noFill/>
+                        <a:miter lim="800000"/>
+                        <a:headEnd/>
+                        <a:tailEnd/>
+                      </a:ln>
+                    </wps:spPr>
+                    <wps:txbx>
+                      <w:txbxContent>
+                        <w:p>
+                          <w:pPr>
+                            <w:rPr>
+                              <w:rFonts w:ascii="Arial" w:hAnsi="Arial" w:cs="Arial"/>
+                              <w:b/>
+                              <w:bCs/>
+                              <w:color w:val="FFFFFF" w:themeColor="background1"/>
+                              <w:sz w:val="18"/>
+                              <w:szCs w:val="18"/>
+                              <w:lang w:val="es-PE"/>
+                            </w:rPr>
+                          </w:pPr>
+                          <w:r>
+                            <w:rPr>
+                              <w:rFonts w:ascii="Arial" w:hAnsi="Arial" w:cs="Arial"/>
+                              <w:b/>
+                              <w:bCs/>
+                              <w:color w:val="FFFFFF" w:themeColor="background1"/>
+                              <w:sz w:val="18"/>
+                              <w:szCs w:val="18"/>
+                              <w:lang w:val="es-PE"/>
+                            </w:rPr>
+                            <w:t>(123) 456-7890</w:t>
+                          </w:r>
+                        </w:p>
+                      </w:txbxContent>
+                    </wps:txbx>
+                    <wps:bodyPr rot="0" vert="horz" wrap="square" lIns="0" tIns="0" rIns="0" bIns="0" anchor="ctr" anchorCtr="0">
+                      <a:noAutofit/>
+                    </wps:bodyPr>
+                  </wps:wsp>
+                </a:graphicData>
+              </a:graphic>
+              <wp14:sizeRelH relativeFrom="margin">
+                <wp14:pctWidth>0</wp14:pctWidth>
+              </wp14:sizeRelH>
+              <wp14:sizeRelV relativeFrom="margin">
+                <wp14:pctHeight>0</wp14:pctHeight>
+              </wp14:sizeRelV>
+            </wp:anchor>
+          </w:drawing>
+        </mc:Choice>
+        <mc:Fallback>
+          <w:pict>
+            <v:shape w14:anchorId="3BD21793" id="_x0000_s1036" type="#_x0000_t202" style="position:absolute;left:0;text-align:left;margin-left:284.6pt;margin-top:21.35pt;width:74.25pt;height:12pt;z-index:251699200;visibility:visible;mso-wrap-style:square;mso-width-percent:0;mso-height-percent:0;mso-wrap-distance-left:9pt;mso-wrap-distance-top:3.6pt;mso-wrap-distance-right:9pt;mso-wrap-distance-bottom:3.6pt;mso-position-horizontal:absolute;mso-position-horizontal-relative:text;mso-position-vertical:absolute;mso-position-vertical-relative:text;mso-width-percent:0;mso-height-percent:0;mso-width-relative:margin;mso-height-relative:margin;v-text-anchor:middle" o:gfxdata="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" filled="f" stroked="f">
+              <v:textbox inset="0,0,0,0">
+                <w:txbxContent>
+                  <w:p>
+                    <w:pPr>
+                      <w:rPr>
+                        <w:rFonts w:ascii="Arial" w:hAnsi="Arial" w:cs="Arial"/>
+                        <w:b/>
+                        <w:bCs/>
+                        <w:color w:val="FFFFFF" w:themeColor="background1"/>
+                        <w:sz w:val="18"/>
+                        <w:szCs w:val="18"/>
+                        <w:lang w:val="es-PE"/>
+                      </w:rPr>
+                    </w:pPr>
+                    <w:r>
+                      <w:rPr>
+                        <w:rFonts w:ascii="Arial" w:hAnsi="Arial" w:cs="Arial"/>
+                        <w:b/>
+                        <w:bCs/>
+                        <w:color w:val="FFFFFF" w:themeColor="background1"/>
+                        <w:sz w:val="18"/>
+                        <w:szCs w:val="18"/>
+                        <w:lang w:val="es-PE"/>
+                      </w:rPr>
+                      <w:t>(123) 456-7890</w:t>
+                    </w:r>
+                  </w:p>
+                </w:txbxContent>
+              </v:textbox>
+              <w10:wrap type="square"/>
+            </v:shape>
+          </w:pict>
+        </mc:Fallback>
+      </mc:AlternateContent>
+    </w:r>
+    <w:r>
+      <w:rPr>
+        <w:noProof/>
+      </w:rPr>
+      <mc:AlternateContent>
+        <mc:Choice Requires="wps">
+          <w:drawing>
+            <wp:anchor distT="45720" distB="45720" distL="114300" distR="114300" simplePos="0" relativeHeight="251659262" behindDoc="0" locked="0" layoutInCell="1" allowOverlap="1" wp14:anchorId="3A1005E1" wp14:editId="30BCCB9C">
+              <wp:simplePos x="0" y="0"/>
+              <wp:positionH relativeFrom="column">
+                <wp:posOffset>-248285</wp:posOffset>
+              </wp:positionH>
+              <wp:positionV relativeFrom="paragraph">
+                <wp:posOffset>276225</wp:posOffset>
+              </wp:positionV>
+              <wp:extent cx="2097405" cy="280035"/>
               <wp:effectExtent l="0" t="0" r="0" b="5715"/>
               <wp:wrapSquare wrapText="bothSides"/>
               <wp:docPr id="1236393165" name="Text Box 2"/>
@@ -113,7 +741,7 @@
                     <wps:spPr bwMode="auto">
                       <a:xfrm>
                         <a:off x="0" y="0"/>
-                        <a:ext cx="1525270" cy="280035"/>
+                        <a:ext cx="2097405" cy="280035"/>
                       </a:xfrm>
                       <a:prstGeom prst="rect">
                         <a:avLst/>
@@ -215,11 +843,7 @@
         </mc:Choice>
         <mc:Fallback>
           <w:pict>
-            <v:shapetype w14:anchorId="3A1005E1" id="_x0000_t202" coordsize="21600,21600" o:spt="202" path="m,l,21600r21600,l21600,xe">
-              <v:stroke joinstyle="miter"/>
-              <v:path gradientshapeok="t" o:connecttype="rect"/>
-            </v:shapetype>
-            <v:shape id="_x0000_s1033" type="#_x0000_t202" style="position:absolute;left:0;text-align:left;margin-left:-19.65pt;margin-top:21.7pt;width:120.1pt;height:22.05pt;z-index:251703296;visibility:visible;mso-wrap-style:square;mso-width-percent:0;mso-height-percent:0;mso-wrap-distance-left:9pt;mso-wrap-distance-top:3.6pt;mso-wrap-distance-right:9pt;mso-wrap-distance-bottom:3.6pt;mso-position-horizontal:absolute;mso-position-horizontal-relative:text;mso-position-vertical:absolute;mso-position-vertical-relative:text;mso-width-percent:0;mso-height-percent:0;mso-width-relative:margin;mso-height-relative:margin;v-text-anchor:middle" o:gfxdata="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" filled="f" stroked="f">
+            <v:shape w14:anchorId="3A1005E1" id="_x0000_s1037" type="#_x0000_t202" style="position:absolute;left:0;text-align:left;margin-left:-19.55pt;margin-top:21.75pt;width:165.15pt;height:22.05pt;z-index:251659262;visibility:visible;mso-wrap-style:square;mso-width-percent:0;mso-height-percent:0;mso-wrap-distance-left:9pt;mso-wrap-distance-top:3.6pt;mso-wrap-distance-right:9pt;mso-wrap-distance-bottom:3.6pt;mso-position-horizontal:absolute;mso-position-horizontal-relative:text;mso-position-vertical:absolute;mso-position-vertical-relative:text;mso-width-percent:0;mso-height-percent:0;mso-width-relative:margin;mso-height-relative:margin;v-text-anchor:middle" o:gfxdata="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" filled="f" stroked="f">
               <v:textbox inset="0,0,0,0">
                 <w:txbxContent>
                   <w:p>
@@ -297,634 +921,6 @@
           </w:pict>
         </mc:Fallback>
       </mc:AlternateContent>
-    </w:r>
-    <w:r>
-      <w:rPr>
-        <w:noProof/>
-      </w:rPr>
-      <mc:AlternateContent>
-        <mc:Choice Requires="wps">
-          <w:drawing>
-            <wp:anchor distT="45720" distB="45720" distL="114300" distR="114300" simplePos="0" relativeHeight="251699200" behindDoc="0" locked="0" layoutInCell="1" allowOverlap="1" wp14:anchorId="3BD21793" wp14:editId="67385012">
-              <wp:simplePos x="0" y="0"/>
-              <wp:positionH relativeFrom="column">
-                <wp:posOffset>3509645</wp:posOffset>
-              </wp:positionH>
-              <wp:positionV relativeFrom="paragraph">
-                <wp:posOffset>271145</wp:posOffset>
-              </wp:positionV>
-              <wp:extent cx="942975" cy="152400"/>
-              <wp:effectExtent l="0" t="0" r="9525" b="0"/>
-              <wp:wrapSquare wrapText="bothSides"/>
-              <wp:docPr id="1833525119" name="Text Box 2"/>
-              <wp:cNvGraphicFramePr>
-                <a:graphicFrameLocks xmlns:a="http://schemas.openxmlformats.org/drawingml/2006/main"/>
-              </wp:cNvGraphicFramePr>
-              <a:graphic xmlns:a="http://schemas.openxmlformats.org/drawingml/2006/main">
-                <a:graphicData uri="http://schemas.microsoft.com/office/word/2010/wordprocessingShape">
-                  <wps:wsp>
-                    <wps:cNvSpPr txBox="1">
-                      <a:spLocks noChangeArrowheads="1"/>
-                    </wps:cNvSpPr>
-                    <wps:spPr bwMode="auto">
-                      <a:xfrm>
-                        <a:off x="0" y="0"/>
-                        <a:ext cx="942975" cy="152400"/>
-                      </a:xfrm>
-                      <a:prstGeom prst="rect">
-                        <a:avLst/>
-                      </a:prstGeom>
-                      <a:noFill/>
-                      <a:ln w="9525">
-                        <a:noFill/>
-                        <a:miter lim="800000"/>
-                        <a:headEnd/>
-                        <a:tailEnd/>
-                      </a:ln>
-                    </wps:spPr>
-                    <wps:txbx>
-                      <w:txbxContent>
-                        <w:p>
-                          <w:pPr>
-                            <w:rPr>
-                              <w:rFonts w:ascii="Arial" w:hAnsi="Arial" w:cs="Arial"/>
-                              <w:b/>
-                              <w:bCs/>
-                              <w:color w:val="FFFFFF" w:themeColor="background1"/>
-                              <w:sz w:val="18"/>
-                              <w:szCs w:val="18"/>
-                              <w:lang w:val="es-PE"/>
-                            </w:rPr>
-                          </w:pPr>
-                          <w:r>
-                            <w:rPr>
-                              <w:rFonts w:ascii="Arial" w:hAnsi="Arial" w:cs="Arial"/>
-                              <w:b/>
-                              <w:bCs/>
-                              <w:color w:val="FFFFFF" w:themeColor="background1"/>
-                              <w:sz w:val="18"/>
-                              <w:szCs w:val="18"/>
-                              <w:lang w:val="es-PE"/>
-                            </w:rPr>
-                            <w:t>(123) 456-7890</w:t>
-                          </w:r>
-                        </w:p>
-                      </w:txbxContent>
-                    </wps:txbx>
-                    <wps:bodyPr rot="0" vert="horz" wrap="square" lIns="0" tIns="0" rIns="0" bIns="0" anchor="ctr" anchorCtr="0">
-                      <a:noAutofit/>
-                    </wps:bodyPr>
-                  </wps:wsp>
-                </a:graphicData>
-              </a:graphic>
-              <wp14:sizeRelH relativeFrom="margin">
-                <wp14:pctWidth>0</wp14:pctWidth>
-              </wp14:sizeRelH>
-              <wp14:sizeRelV relativeFrom="margin">
-                <wp14:pctHeight>0</wp14:pctHeight>
-              </wp14:sizeRelV>
-            </wp:anchor>
-          </w:drawing>
-        </mc:Choice>
-        <mc:Fallback>
-          <w:pict>
-            <v:shapetype w14:anchorId="3BD21793" id="_x0000_t202" coordsize="21600,21600" o:spt="202" path="m,l,21600r21600,l21600,xe">
-              <v:stroke joinstyle="miter"/>
-              <v:path gradientshapeok="t" o:connecttype="rect"/>
-            </v:shapetype>
-            <v:shape id="_x0000_s1033" type="#_x0000_t202" style="position:absolute;left:0;text-align:left;margin-left:276.35pt;margin-top:21.35pt;width:74.25pt;height:12pt;z-index:251699200;visibility:visible;mso-wrap-style:square;mso-width-percent:0;mso-height-percent:0;mso-wrap-distance-left:9pt;mso-wrap-distance-top:3.6pt;mso-wrap-distance-right:9pt;mso-wrap-distance-bottom:3.6pt;mso-position-horizontal:absolute;mso-position-horizontal-relative:text;mso-position-vertical:absolute;mso-position-vertical-relative:text;mso-width-percent:0;mso-height-percent:0;mso-width-relative:margin;mso-height-relative:margin;v-text-anchor:middle" o:gfxdata="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" filled="f" stroked="f">
-              <v:textbox inset="0,0,0,0">
-                <w:txbxContent>
-                  <w:p>
-                    <w:pPr>
-                      <w:rPr>
-                        <w:rFonts w:ascii="Arial" w:hAnsi="Arial" w:cs="Arial"/>
-                        <w:b/>
-                        <w:bCs/>
-                        <w:color w:val="FFFFFF" w:themeColor="background1"/>
-                        <w:sz w:val="18"/>
-                        <w:szCs w:val="18"/>
-                        <w:lang w:val="es-PE"/>
-                      </w:rPr>
-                    </w:pPr>
-                    <w:r>
-                      <w:rPr>
-                        <w:rFonts w:ascii="Arial" w:hAnsi="Arial" w:cs="Arial"/>
-                        <w:b/>
-                        <w:bCs/>
-                        <w:color w:val="FFFFFF" w:themeColor="background1"/>
-                        <w:sz w:val="18"/>
-                        <w:szCs w:val="18"/>
-                        <w:lang w:val="es-PE"/>
-                      </w:rPr>
-                      <w:t>(123) 456-7890</w:t>
-                    </w:r>
-                  </w:p>
-                </w:txbxContent>
-              </v:textbox>
-              <w10:wrap type="square"/>
-            </v:shape>
-          </w:pict>
-        </mc:Fallback>
-      </mc:AlternateContent>
-    </w:r>
-    <w:r>
-      <w:rPr>
-        <w:noProof/>
-      </w:rPr>
-      <mc:AlternateContent>
-        <mc:Choice Requires="wps">
-          <w:drawing>
-            <wp:anchor distT="45720" distB="45720" distL="114300" distR="114300" simplePos="0" relativeHeight="251701248" behindDoc="0" locked="0" layoutInCell="1" allowOverlap="1" wp14:anchorId="57287E4F" wp14:editId="144F5282">
-              <wp:simplePos x="0" y="0"/>
-              <wp:positionH relativeFrom="column">
-                <wp:posOffset>2185670</wp:posOffset>
-              </wp:positionH>
-              <wp:positionV relativeFrom="paragraph">
-                <wp:posOffset>276225</wp:posOffset>
-              </wp:positionV>
-              <wp:extent cx="933450" cy="152400"/>
-              <wp:effectExtent l="0" t="0" r="0" b="0"/>
-              <wp:wrapSquare wrapText="bothSides"/>
-              <wp:docPr id="425296727" name="Text Box 2"/>
-              <wp:cNvGraphicFramePr>
-                <a:graphicFrameLocks xmlns:a="http://schemas.openxmlformats.org/drawingml/2006/main"/>
-              </wp:cNvGraphicFramePr>
-              <a:graphic xmlns:a="http://schemas.openxmlformats.org/drawingml/2006/main">
-                <a:graphicData uri="http://schemas.microsoft.com/office/word/2010/wordprocessingShape">
-                  <wps:wsp>
-                    <wps:cNvSpPr txBox="1">
-                      <a:spLocks noChangeArrowheads="1"/>
-                    </wps:cNvSpPr>
-                    <wps:spPr bwMode="auto">
-                      <a:xfrm>
-                        <a:off x="0" y="0"/>
-                        <a:ext cx="933450" cy="152400"/>
-                      </a:xfrm>
-                      <a:prstGeom prst="rect">
-                        <a:avLst/>
-                      </a:prstGeom>
-                      <a:noFill/>
-                      <a:ln w="9525">
-                        <a:noFill/>
-                        <a:miter lim="800000"/>
-                        <a:headEnd/>
-                        <a:tailEnd/>
-                      </a:ln>
-                    </wps:spPr>
-                    <wps:txbx>
-                      <w:txbxContent>
-                        <w:p>
-                          <w:pPr>
-                            <w:rPr>
-                              <w:rFonts w:ascii="Arial" w:hAnsi="Arial" w:cs="Arial"/>
-                              <w:b/>
-                              <w:bCs/>
-                              <w:color w:val="FFFFFF" w:themeColor="background1"/>
-                              <w:sz w:val="18"/>
-                              <w:szCs w:val="18"/>
-                              <w:lang w:val="es-PE"/>
-                            </w:rPr>
-                          </w:pPr>
-                          <w:r>
-                            <w:rPr>
-                              <w:rFonts w:ascii="Arial" w:hAnsi="Arial" w:cs="Arial"/>
-                              <w:b/>
-                              <w:bCs/>
-                              <w:color w:val="FFFFFF" w:themeColor="background1"/>
-                              <w:sz w:val="18"/>
-                              <w:szCs w:val="18"/>
-                              <w:lang w:val="es-PE"/>
-                            </w:rPr>
-                            <w:t>(123) 456-7890</w:t>
-                          </w:r>
-                        </w:p>
-                      </w:txbxContent>
-                    </wps:txbx>
-                    <wps:bodyPr rot="0" vert="horz" wrap="square" lIns="0" tIns="0" rIns="0" bIns="0" anchor="ctr" anchorCtr="0">
-                      <a:noAutofit/>
-                    </wps:bodyPr>
-                  </wps:wsp>
-                </a:graphicData>
-              </a:graphic>
-              <wp14:sizeRelH relativeFrom="margin">
-                <wp14:pctWidth>0</wp14:pctWidth>
-              </wp14:sizeRelH>
-              <wp14:sizeRelV relativeFrom="margin">
-                <wp14:pctHeight>0</wp14:pctHeight>
-              </wp14:sizeRelV>
-            </wp:anchor>
-          </w:drawing>
-        </mc:Choice>
-        <mc:Fallback>
-          <w:pict>
-            <v:shape w14:anchorId="57287E4F" id="_x0000_s1034" type="#_x0000_t202" style="position:absolute;left:0;text-align:left;margin-left:172.1pt;margin-top:21.75pt;width:73.5pt;height:12pt;z-index:251701248;visibility:visible;mso-wrap-style:square;mso-width-percent:0;mso-height-percent:0;mso-wrap-distance-left:9pt;mso-wrap-distance-top:3.6pt;mso-wrap-distance-right:9pt;mso-wrap-distance-bottom:3.6pt;mso-position-horizontal:absolute;mso-position-horizontal-relative:text;mso-position-vertical:absolute;mso-position-vertical-relative:text;mso-width-percent:0;mso-height-percent:0;mso-width-relative:margin;mso-height-relative:margin;v-text-anchor:middle" o:gfxdata="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" filled="f" stroked="f">
-              <v:textbox inset="0,0,0,0">
-                <w:txbxContent>
-                  <w:p>
-                    <w:pPr>
-                      <w:rPr>
-                        <w:rFonts w:ascii="Arial" w:hAnsi="Arial" w:cs="Arial"/>
-                        <w:b/>
-                        <w:bCs/>
-                        <w:color w:val="FFFFFF" w:themeColor="background1"/>
-                        <w:sz w:val="18"/>
-                        <w:szCs w:val="18"/>
-                        <w:lang w:val="es-PE"/>
-                      </w:rPr>
-                    </w:pPr>
-                    <w:r>
-                      <w:rPr>
-                        <w:rFonts w:ascii="Arial" w:hAnsi="Arial" w:cs="Arial"/>
-                        <w:b/>
-                        <w:bCs/>
-                        <w:color w:val="FFFFFF" w:themeColor="background1"/>
-                        <w:sz w:val="18"/>
-                        <w:szCs w:val="18"/>
-                        <w:lang w:val="es-PE"/>
-                      </w:rPr>
-                      <w:t>(123) 456-7890</w:t>
-                    </w:r>
-                  </w:p>
-                </w:txbxContent>
-              </v:textbox>
-              <w10:wrap type="square"/>
-            </v:shape>
-          </w:pict>
-        </mc:Fallback>
-      </mc:AlternateContent>
-    </w:r>
-    <w:r>
-      <w:rPr>
-        <w:noProof/>
-      </w:rPr>
-      <mc:AlternateContent>
-        <mc:Choice Requires="wps">
-          <w:drawing>
-            <wp:anchor distT="45720" distB="45720" distL="114300" distR="114300" simplePos="0" relativeHeight="251709440" behindDoc="0" locked="0" layoutInCell="1" allowOverlap="1" wp14:anchorId="19071B4E" wp14:editId="179D2A07">
-              <wp:simplePos x="0" y="0"/>
-              <wp:positionH relativeFrom="column">
-                <wp:posOffset>3321050</wp:posOffset>
-              </wp:positionH>
-              <wp:positionV relativeFrom="paragraph">
-                <wp:posOffset>302260</wp:posOffset>
-              </wp:positionV>
-              <wp:extent cx="217170" cy="111125"/>
-              <wp:effectExtent l="0" t="0" r="11430" b="3175"/>
-              <wp:wrapSquare wrapText="bothSides"/>
-              <wp:docPr id="1908412984" name="Text Box 2"/>
-              <wp:cNvGraphicFramePr>
-                <a:graphicFrameLocks xmlns:a="http://schemas.openxmlformats.org/drawingml/2006/main"/>
-              </wp:cNvGraphicFramePr>
-              <a:graphic xmlns:a="http://schemas.openxmlformats.org/drawingml/2006/main">
-                <a:graphicData uri="http://schemas.microsoft.com/office/word/2010/wordprocessingShape">
-                  <wps:wsp>
-                    <wps:cNvSpPr txBox="1">
-                      <a:spLocks noChangeArrowheads="1"/>
-                    </wps:cNvSpPr>
-                    <wps:spPr bwMode="auto">
-                      <a:xfrm>
-                        <a:off x="0" y="0"/>
-                        <a:ext cx="217170" cy="111125"/>
-                      </a:xfrm>
-                      <a:prstGeom prst="rect">
-                        <a:avLst/>
-                      </a:prstGeom>
-                      <a:noFill/>
-                      <a:ln w="9525">
-                        <a:noFill/>
-                        <a:miter lim="800000"/>
-                        <a:headEnd/>
-                        <a:tailEnd/>
-                      </a:ln>
-                    </wps:spPr>
-                    <wps:txbx>
-                      <w:txbxContent>
-                        <w:p>
-                          <w:pPr>
-                            <w:rPr>
-                              <w:rFonts w:ascii="Arial" w:hAnsi="Arial" w:cs="Arial"/>
-                              <w:b/>
-                              <w:bCs/>
-                              <w:color w:val="6F8CC0"/>
-                              <w:sz w:val="12"/>
-                              <w:szCs w:val="12"/>
-                              <w:lang w:val="es-PE"/>
-                            </w:rPr>
-                          </w:pPr>
-                          <w:r>
-                            <w:rPr>
-                              <w:rFonts w:ascii="Arial" w:hAnsi="Arial" w:cs="Arial"/>
-                              <w:b/>
-                              <w:bCs/>
-                              <w:color w:val="6F8CC0"/>
-                              <w:sz w:val="12"/>
-                              <w:szCs w:val="12"/>
-                              <w:lang w:val="es-PE"/>
-                            </w:rPr>
-                            <w:t>FAX</w:t>
-                          </w:r>
-                        </w:p>
-                      </w:txbxContent>
-                    </wps:txbx>
-                    <wps:bodyPr rot="0" vert="horz" wrap="square" lIns="0" tIns="0" rIns="0" bIns="0" anchor="ctr" anchorCtr="0">
-                      <a:noAutofit/>
-                    </wps:bodyPr>
-                  </wps:wsp>
-                </a:graphicData>
-              </a:graphic>
-              <wp14:sizeRelH relativeFrom="margin">
-                <wp14:pctWidth>0</wp14:pctWidth>
-              </wp14:sizeRelH>
-              <wp14:sizeRelV relativeFrom="margin">
-                <wp14:pctHeight>0</wp14:pctHeight>
-              </wp14:sizeRelV>
-            </wp:anchor>
-          </w:drawing>
-        </mc:Choice>
-        <mc:Fallback>
-          <w:pict>
-            <v:shape w14:anchorId="19071B4E" id="_x0000_s1035" type="#_x0000_t202" style="position:absolute;left:0;text-align:left;margin-left:261.5pt;margin-top:23.8pt;width:17.1pt;height:8.75pt;z-index:251709440;visibility:visible;mso-wrap-style:square;mso-width-percent:0;mso-height-percent:0;mso-wrap-distance-left:9pt;mso-wrap-distance-top:3.6pt;mso-wrap-distance-right:9pt;mso-wrap-distance-bottom:3.6pt;mso-position-horizontal:absolute;mso-position-horizontal-relative:text;mso-position-vertical:absolute;mso-position-vertical-relative:text;mso-width-percent:0;mso-height-percent:0;mso-width-relative:margin;mso-height-relative:margin;v-text-anchor:middle" o:gfxdata="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" filled="f" stroked="f">
-              <v:textbox inset="0,0,0,0">
-                <w:txbxContent>
-                  <w:p>
-                    <w:pPr>
-                      <w:rPr>
-                        <w:rFonts w:ascii="Arial" w:hAnsi="Arial" w:cs="Arial"/>
-                        <w:b/>
-                        <w:bCs/>
-                        <w:color w:val="6F8CC0"/>
-                        <w:sz w:val="12"/>
-                        <w:szCs w:val="12"/>
-                        <w:lang w:val="es-PE"/>
-                      </w:rPr>
-                    </w:pPr>
-                    <w:r>
-                      <w:rPr>
-                        <w:rFonts w:ascii="Arial" w:hAnsi="Arial" w:cs="Arial"/>
-                        <w:b/>
-                        <w:bCs/>
-                        <w:color w:val="6F8CC0"/>
-                        <w:sz w:val="12"/>
-                        <w:szCs w:val="12"/>
-                        <w:lang w:val="es-PE"/>
-                      </w:rPr>
-                      <w:t>FAX</w:t>
-                    </w:r>
-                  </w:p>
-                </w:txbxContent>
-              </v:textbox>
-              <w10:wrap type="square"/>
-            </v:shape>
-          </w:pict>
-        </mc:Fallback>
-      </mc:AlternateContent>
-    </w:r>
-    <w:r>
-      <w:rPr>
-        <w:noProof/>
-      </w:rPr>
-      <mc:AlternateContent>
-        <mc:Choice Requires="wps">
-          <w:drawing>
-            <wp:anchor distT="45720" distB="45720" distL="114300" distR="114300" simplePos="0" relativeHeight="251707392" behindDoc="0" locked="0" layoutInCell="1" allowOverlap="1" wp14:anchorId="79D1B25D" wp14:editId="0362046C">
-              <wp:simplePos x="0" y="0"/>
-              <wp:positionH relativeFrom="column">
-                <wp:posOffset>1872615</wp:posOffset>
-              </wp:positionH>
-              <wp:positionV relativeFrom="paragraph">
-                <wp:posOffset>302260</wp:posOffset>
-              </wp:positionV>
-              <wp:extent cx="339090" cy="111125"/>
-              <wp:effectExtent l="0" t="0" r="3810" b="3175"/>
-              <wp:wrapSquare wrapText="bothSides"/>
-              <wp:docPr id="444843138" name="Text Box 2"/>
-              <wp:cNvGraphicFramePr>
-                <a:graphicFrameLocks xmlns:a="http://schemas.openxmlformats.org/drawingml/2006/main"/>
-              </wp:cNvGraphicFramePr>
-              <a:graphic xmlns:a="http://schemas.openxmlformats.org/drawingml/2006/main">
-                <a:graphicData uri="http://schemas.microsoft.com/office/word/2010/wordprocessingShape">
-                  <wps:wsp>
-                    <wps:cNvSpPr txBox="1">
-                      <a:spLocks noChangeArrowheads="1"/>
-                    </wps:cNvSpPr>
-                    <wps:spPr bwMode="auto">
-                      <a:xfrm>
-                        <a:off x="0" y="0"/>
-                        <a:ext cx="339090" cy="111125"/>
-                      </a:xfrm>
-                      <a:prstGeom prst="rect">
-                        <a:avLst/>
-                      </a:prstGeom>
-                      <a:noFill/>
-                      <a:ln w="9525">
-                        <a:noFill/>
-                        <a:miter lim="800000"/>
-                        <a:headEnd/>
-                        <a:tailEnd/>
-                      </a:ln>
-                    </wps:spPr>
-                    <wps:txbx>
-                      <w:txbxContent>
-                        <w:p>
-                          <w:pPr>
-                            <w:rPr>
-                              <w:rFonts w:ascii="Arial" w:hAnsi="Arial" w:cs="Arial"/>
-                              <w:b/>
-                              <w:bCs/>
-                              <w:color w:val="6F8CC0"/>
-                              <w:sz w:val="12"/>
-                              <w:szCs w:val="12"/>
-                              <w:lang w:val="es-PE"/>
-                            </w:rPr>
-                          </w:pPr>
-                          <w:r>
-                            <w:rPr>
-                              <w:rFonts w:ascii="Arial" w:hAnsi="Arial" w:cs="Arial"/>
-                              <w:b/>
-                              <w:bCs/>
-                              <w:color w:val="6F8CC0"/>
-                              <w:sz w:val="12"/>
-                              <w:szCs w:val="12"/>
-                              <w:lang w:val="es-PE"/>
-                            </w:rPr>
-                            <w:t>PHONE</w:t>
-                          </w:r>
-                        </w:p>
-                      </w:txbxContent>
-                    </wps:txbx>
-                    <wps:bodyPr rot="0" vert="horz" wrap="square" lIns="0" tIns="0" rIns="0" bIns="0" anchor="ctr" anchorCtr="0">
-                      <a:noAutofit/>
-                    </wps:bodyPr>
-                  </wps:wsp>
-                </a:graphicData>
-              </a:graphic>
-              <wp14:sizeRelH relativeFrom="margin">
-                <wp14:pctWidth>0</wp14:pctWidth>
-              </wp14:sizeRelH>
-              <wp14:sizeRelV relativeFrom="margin">
-                <wp14:pctHeight>0</wp14:pctHeight>
-              </wp14:sizeRelV>
-            </wp:anchor>
-          </w:drawing>
-        </mc:Choice>
-        <mc:Fallback>
-          <w:pict>
-            <v:shape w14:anchorId="79D1B25D" id="_x0000_s1036" type="#_x0000_t202" style="position:absolute;left:0;text-align:left;margin-left:147.45pt;margin-top:23.8pt;width:26.7pt;height:8.75pt;z-index:251707392;visibility:visible;mso-wrap-style:square;mso-width-percent:0;mso-height-percent:0;mso-wrap-distance-left:9pt;mso-wrap-distance-top:3.6pt;mso-wrap-distance-right:9pt;mso-wrap-distance-bottom:3.6pt;mso-position-horizontal:absolute;mso-position-horizontal-relative:text;mso-position-vertical:absolute;mso-position-vertical-relative:text;mso-width-percent:0;mso-height-percent:0;mso-width-relative:margin;mso-height-relative:margin;v-text-anchor:middle" o:gfxdata="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" filled="f" stroked="f">
-              <v:textbox inset="0,0,0,0">
-                <w:txbxContent>
-                  <w:p>
-                    <w:pPr>
-                      <w:rPr>
-                        <w:rFonts w:ascii="Arial" w:hAnsi="Arial" w:cs="Arial"/>
-                        <w:b/>
-                        <w:bCs/>
-                        <w:color w:val="6F8CC0"/>
-                        <w:sz w:val="12"/>
-                        <w:szCs w:val="12"/>
-                        <w:lang w:val="es-PE"/>
-                      </w:rPr>
-                    </w:pPr>
-                    <w:r>
-                      <w:rPr>
-                        <w:rFonts w:ascii="Arial" w:hAnsi="Arial" w:cs="Arial"/>
-                        <w:b/>
-                        <w:bCs/>
-                        <w:color w:val="6F8CC0"/>
-                        <w:sz w:val="12"/>
-                        <w:szCs w:val="12"/>
-                        <w:lang w:val="es-PE"/>
-                      </w:rPr>
-                      <w:t>PHONE</w:t>
-                    </w:r>
-                  </w:p>
-                </w:txbxContent>
-              </v:textbox>
-              <w10:wrap type="square"/>
-            </v:shape>
-          </w:pict>
-        </mc:Fallback>
-      </mc:AlternateContent>
-    </w:r>
-    <w:r>
-      <w:rPr>
-        <w:noProof/>
-      </w:rPr>
-      <w:drawing>
-        <wp:anchor distT="0" distB="0" distL="114300" distR="114300" simplePos="0" relativeHeight="251693056" behindDoc="0" locked="0" layoutInCell="1" allowOverlap="1" wp14:anchorId="573D981B" wp14:editId="62504759">
-          <wp:simplePos x="0" y="0"/>
-          <wp:positionH relativeFrom="column">
-            <wp:posOffset>3117215</wp:posOffset>
-          </wp:positionH>
-          <wp:positionV relativeFrom="paragraph">
-            <wp:posOffset>255905</wp:posOffset>
-          </wp:positionV>
-          <wp:extent cx="173355" cy="173355"/>
-          <wp:effectExtent l="0" t="0" r="0" b="0"/>
-          <wp:wrapTopAndBottom/>
-          <wp:docPr id="1486042211" name="Graphic 1"/>
-          <wp:cNvGraphicFramePr>
-            <a:graphicFrameLocks xmlns:a="http://schemas.openxmlformats.org/drawingml/2006/main" noChangeAspect="1"/>
-          </wp:cNvGraphicFramePr>
-          <a:graphic xmlns:a="http://schemas.openxmlformats.org/drawingml/2006/main">
-            <a:graphicData uri="http://schemas.openxmlformats.org/drawingml/2006/picture">
-              <pic:pic xmlns:pic="http://schemas.openxmlformats.org/drawingml/2006/picture">
-                <pic:nvPicPr>
-                  <pic:cNvPr id="1486042211" name=""/>
-                  <pic:cNvPicPr/>
-                </pic:nvPicPr>
-                <pic:blipFill>
-                  <a:blip r:embed="rId1">
-                    <a:extLst>
-                      <a:ext uri="{96DAC541-7B7A-43D3-8B79-37D633B846F1}">
-                        <asvg:svgBlip xmlns:asvg="http://schemas.microsoft.com/office/drawing/2016/SVG/main" r:embed="rId2"/>
-                      </a:ext>
-                    </a:extLst>
-                  </a:blip>
-                  <a:stretch>
-                    <a:fillRect/>
-                  </a:stretch>
-                </pic:blipFill>
-                <pic:spPr>
-                  <a:xfrm>
-                    <a:off x="0" y="0"/>
-                    <a:ext cx="173355" cy="173355"/>
-                  </a:xfrm>
-                  <a:prstGeom prst="rect">
-                    <a:avLst/>
-                  </a:prstGeom>
-                </pic:spPr>
-              </pic:pic>
-            </a:graphicData>
-          </a:graphic>
-          <wp14:sizeRelH relativeFrom="margin">
-            <wp14:pctWidth>0</wp14:pctWidth>
-          </wp14:sizeRelH>
-          <wp14:sizeRelV relativeFrom="margin">
-            <wp14:pctHeight>0</wp14:pctHeight>
-          </wp14:sizeRelV>
-        </wp:anchor>
-      </w:drawing>
-    </w:r>
-    <w:r>
-      <w:rPr>
-        <w:noProof/>
-      </w:rPr>
-      <w:drawing>
-        <wp:anchor distT="0" distB="0" distL="114300" distR="114300" simplePos="0" relativeHeight="251691008" behindDoc="0" locked="0" layoutInCell="1" allowOverlap="1" wp14:anchorId="65524ED4" wp14:editId="3CCE104D">
-          <wp:simplePos x="0" y="0"/>
-          <wp:positionH relativeFrom="column">
-            <wp:posOffset>1673860</wp:posOffset>
-          </wp:positionH>
-          <wp:positionV relativeFrom="paragraph">
-            <wp:posOffset>260350</wp:posOffset>
-          </wp:positionV>
-          <wp:extent cx="173355" cy="173355"/>
-          <wp:effectExtent l="0" t="0" r="0" b="0"/>
-          <wp:wrapTopAndBottom/>
-          <wp:docPr id="1915441871" name="Graphic 1"/>
-          <wp:cNvGraphicFramePr>
-            <a:graphicFrameLocks xmlns:a="http://schemas.openxmlformats.org/drawingml/2006/main" noChangeAspect="1"/>
-          </wp:cNvGraphicFramePr>
-          <a:graphic xmlns:a="http://schemas.openxmlformats.org/drawingml/2006/main">
-            <a:graphicData uri="http://schemas.openxmlformats.org/drawingml/2006/picture">
-              <pic:pic xmlns:pic="http://schemas.openxmlformats.org/drawingml/2006/picture">
-                <pic:nvPicPr>
-                  <pic:cNvPr id="1915441871" name=""/>
-                  <pic:cNvPicPr/>
-                </pic:nvPicPr>
-                <pic:blipFill>
-                  <a:blip r:embed="rId3">
-                    <a:extLst>
-                      <a:ext uri="{96DAC541-7B7A-43D3-8B79-37D633B846F1}">
-                        <asvg:svgBlip xmlns:asvg="http://schemas.microsoft.com/office/drawing/2016/SVG/main" r:embed="rId4"/>
-                      </a:ext>
-                    </a:extLst>
-                  </a:blip>
-                  <a:stretch>
-                    <a:fillRect/>
-                  </a:stretch>
-                </pic:blipFill>
-                <pic:spPr>
-                  <a:xfrm>
-                    <a:off x="0" y="0"/>
-                    <a:ext cx="173355" cy="173355"/>
-                  </a:xfrm>
-                  <a:prstGeom prst="rect">
-                    <a:avLst/>
-                  </a:prstGeom>
-                </pic:spPr>
-              </pic:pic>
-            </a:graphicData>
-          </a:graphic>
-          <wp14:sizeRelH relativeFrom="margin">
-            <wp14:pctWidth>0</wp14:pctWidth>
-          </wp14:sizeRelH>
-          <wp14:sizeRelV relativeFrom="margin">
-            <wp14:pctHeight>0</wp14:pctHeight>
-          </wp14:sizeRelV>
-        </wp:anchor>
-      </w:drawing>
     </w:r>
     <w:r>
       <w:rPr>
@@ -1402,6 +1398,150 @@
       <w:rPr>
         <w:noProof/>
       </w:rPr>
+      <mc:AlternateContent>
+        <mc:Choice Requires="wps">
+          <w:drawing>
+            <wp:anchor distT="45720" distB="45720" distL="114300" distR="114300" simplePos="0" relativeHeight="251684864" behindDoc="0" locked="0" layoutInCell="1" allowOverlap="1" wp14:anchorId="191C097A" wp14:editId="12417F80">
+              <wp:simplePos x="0" y="0"/>
+              <wp:positionH relativeFrom="column">
+                <wp:posOffset>4470400</wp:posOffset>
+              </wp:positionH>
+              <wp:positionV relativeFrom="paragraph">
+                <wp:posOffset>622935</wp:posOffset>
+              </wp:positionV>
+              <wp:extent cx="1899285" cy="165735"/>
+              <wp:effectExtent l="0" t="0" r="5715" b="5715"/>
+              <wp:wrapSquare wrapText="bothSides"/>
+              <wp:docPr id="1858385467" name="Text Box 2"/>
+              <wp:cNvGraphicFramePr>
+                <a:graphicFrameLocks xmlns:a="http://schemas.openxmlformats.org/drawingml/2006/main"/>
+              </wp:cNvGraphicFramePr>
+              <a:graphic xmlns:a="http://schemas.openxmlformats.org/drawingml/2006/main">
+                <a:graphicData uri="http://schemas.microsoft.com/office/word/2010/wordprocessingShape">
+                  <wps:wsp>
+                    <wps:cNvSpPr txBox="1">
+                      <a:spLocks noChangeArrowheads="1"/>
+                    </wps:cNvSpPr>
+                    <wps:spPr bwMode="auto">
+                      <a:xfrm>
+                        <a:off x="0" y="0"/>
+                        <a:ext cx="1899285" cy="165735"/>
+                      </a:xfrm>
+                      <a:prstGeom prst="rect">
+                        <a:avLst/>
+                      </a:prstGeom>
+                      <a:noFill/>
+                      <a:ln w="9525">
+                        <a:noFill/>
+                        <a:miter lim="800000"/>
+                        <a:headEnd/>
+                        <a:tailEnd/>
+                      </a:ln>
+                    </wps:spPr>
+                    <wps:txbx>
+                      <w:txbxContent>
+                        <w:p>
+                          <w:pPr>
+                            <w:jc w:val="right"/>
+                            <w:rPr>
+                              <w:rFonts w:ascii="Arial" w:hAnsi="Arial" w:cs="Arial"/>
+                              <w:color w:val="6F8CC0"/>
+                              <w:sz w:val="18"/>
+                              <w:szCs w:val="18"/>
+                              <w:lang w:val="es-PE"/>
+                            </w:rPr>
+                          </w:pPr>
+                          <w:r>
+                            <w:rPr>
+                              <w:rFonts w:ascii="Arial" w:hAnsi="Arial" w:cs="Arial"/>
+                              <w:color w:val="6F8CC0"/>
+                              <w:sz w:val="18"/>
+                              <w:szCs w:val="18"/>
+                              <w:lang w:val="es-PE"/>
+                            </w:rPr>
+                            <w:t>website</w:t>
+                          </w:r>
+                          <w:r>
+                            <w:rPr>
+                              <w:rFonts w:ascii="Arial" w:hAnsi="Arial" w:cs="Arial"/>
+                              <w:color w:val="6F8CC0"/>
+                              <w:sz w:val="18"/>
+                              <w:szCs w:val="18"/>
+                              <w:lang w:val="es-PE"/>
+                            </w:rPr>
+                            <w:t>.com</w:t>
+                          </w:r>
+                        </w:p>
+                      </w:txbxContent>
+                    </wps:txbx>
+                    <wps:bodyPr rot="0" vert="horz" wrap="square" lIns="0" tIns="0" rIns="0" bIns="0" anchor="ctr" anchorCtr="0">
+                      <a:noAutofit/>
+                    </wps:bodyPr>
+                  </wps:wsp>
+                </a:graphicData>
+              </a:graphic>
+              <wp14:sizeRelH relativeFrom="margin">
+                <wp14:pctWidth>0</wp14:pctWidth>
+              </wp14:sizeRelH>
+              <wp14:sizeRelV relativeFrom="margin">
+                <wp14:pctHeight>0</wp14:pctHeight>
+              </wp14:sizeRelV>
+            </wp:anchor>
+          </w:drawing>
+        </mc:Choice>
+        <mc:Fallback>
+          <w:pict>
+            <v:shapetype w14:anchorId="191C097A" id="_x0000_t202" coordsize="21600,21600" o:spt="202" path="m,l,21600r21600,l21600,xe">
+              <v:stroke joinstyle="miter"/>
+              <v:path gradientshapeok="t" o:connecttype="rect"/>
+            </v:shapetype>
+            <v:shape id="Text Box 2" o:spid="_x0000_s1026" type="#_x0000_t202" style="position:absolute;margin-left:352pt;margin-top:49.05pt;width:149.55pt;height:13.05pt;z-index:251684864;visibility:visible;mso-wrap-style:square;mso-width-percent:0;mso-height-percent:0;mso-wrap-distance-left:9pt;mso-wrap-distance-top:3.6pt;mso-wrap-distance-right:9pt;mso-wrap-distance-bottom:3.6pt;mso-position-horizontal:absolute;mso-position-horizontal-relative:text;mso-position-vertical:absolute;mso-position-vertical-relative:text;mso-width-percent:0;mso-height-percent:0;mso-width-relative:margin;mso-height-relative:margin;v-text-anchor:middle" o:gfxdata="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" filled="f" stroked="f">
+              <v:textbox inset="0,0,0,0">
+                <w:txbxContent>
+                  <w:p>
+                    <w:pPr>
+                      <w:jc w:val="right"/>
+                      <w:rPr>
+                        <w:rFonts w:ascii="Arial" w:hAnsi="Arial" w:cs="Arial"/>
+                        <w:color w:val="6F8CC0"/>
+                        <w:sz w:val="18"/>
+                        <w:szCs w:val="18"/>
+                        <w:lang w:val="es-PE"/>
+                      </w:rPr>
+                    </w:pPr>
+                    <w:r>
+                      <w:rPr>
+                        <w:rFonts w:ascii="Arial" w:hAnsi="Arial" w:cs="Arial"/>
+                        <w:color w:val="6F8CC0"/>
+                        <w:sz w:val="18"/>
+                        <w:szCs w:val="18"/>
+                        <w:lang w:val="es-PE"/>
+                      </w:rPr>
+                      <w:t>website</w:t>
+                    </w:r>
+                    <w:r>
+                      <w:rPr>
+                        <w:rFonts w:ascii="Arial" w:hAnsi="Arial" w:cs="Arial"/>
+                        <w:color w:val="6F8CC0"/>
+                        <w:sz w:val="18"/>
+                        <w:szCs w:val="18"/>
+                        <w:lang w:val="es-PE"/>
+                      </w:rPr>
+                      <w:t>.com</w:t>
+                    </w:r>
+                  </w:p>
+                </w:txbxContent>
+              </v:textbox>
+              <w10:wrap type="square"/>
+            </v:shape>
+          </w:pict>
+        </mc:Fallback>
+      </mc:AlternateContent>
+    </w:r>
+    <w:r>
+      <w:rPr>
+        <w:noProof/>
+      </w:rPr>
       <w:drawing>
         <wp:anchor distT="0" distB="0" distL="114300" distR="114300" simplePos="0" relativeHeight="251682816" behindDoc="0" locked="0" layoutInCell="1" allowOverlap="1" wp14:anchorId="6B451EAB" wp14:editId="06E16EEE">
           <wp:simplePos x="0" y="0"/>
@@ -1779,7 +1919,7 @@
       <mc:AlternateContent>
         <mc:Choice Requires="wps">
           <w:drawing>
-            <wp:anchor distT="45720" distB="45720" distL="114300" distR="114300" simplePos="0" relativeHeight="251678720" behindDoc="0" locked="0" layoutInCell="1" allowOverlap="1" wp14:anchorId="7627EFE0" wp14:editId="448F7E9A">
+            <wp:anchor distT="45720" distB="45720" distL="114300" distR="114300" simplePos="0" relativeHeight="251678720" behindDoc="0" locked="0" layoutInCell="1" allowOverlap="1" wp14:anchorId="7627EFE0" wp14:editId="77CA1DD8">
               <wp:simplePos x="0" y="0"/>
               <wp:positionH relativeFrom="column">
                 <wp:posOffset>4927600</wp:posOffset>
@@ -1863,7 +2003,7 @@
         </mc:Choice>
         <mc:Fallback>
           <w:pict>
-            <v:shape w14:anchorId="7627EFE0" id="_x0000_s1028" type="#_x0000_t202" style="position:absolute;margin-left:388pt;margin-top:35.6pt;width:113.9pt;height:12pt;z-index:251678720;visibility:visible;mso-wrap-style:square;mso-width-percent:0;mso-height-percent:0;mso-wrap-distance-left:9pt;mso-wrap-distance-top:3.6pt;mso-wrap-distance-right:9pt;mso-wrap-distance-bottom:3.6pt;mso-position-horizontal:absolute;mso-position-horizontal-relative:text;mso-position-vertical:absolute;mso-position-vertical-relative:text;mso-width-percent:0;mso-height-percent:0;mso-width-relative:margin;mso-height-relative:margin;v-text-anchor:middle" o:gfxdata="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" filled="f" stroked="f">
+            <v:shape w14:anchorId="7627EFE0" id="_x0000_s1029" type="#_x0000_t202" style="position:absolute;margin-left:388pt;margin-top:35.6pt;width:113.9pt;height:12pt;z-index:251678720;visibility:visible;mso-wrap-style:square;mso-width-percent:0;mso-height-percent:0;mso-wrap-distance-left:9pt;mso-wrap-distance-top:3.6pt;mso-wrap-distance-right:9pt;mso-wrap-distance-bottom:3.6pt;mso-position-horizontal:absolute;mso-position-horizontal-relative:text;mso-position-vertical:absolute;mso-position-vertical-relative:text;mso-width-percent:0;mso-height-percent:0;mso-width-relative:margin;mso-height-relative:margin;v-text-anchor:middle" o:gfxdata="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" filled="f" stroked="f">
               <v:textbox inset="0,0,0,0">
                 <w:txbxContent>
                   <w:p>
@@ -1890,146 +2030,6 @@
                         <w:lang w:val="es-PE"/>
                       </w:rPr>
                       <w:t>inszoneinsurance.com</w:t>
-                    </w:r>
-                  </w:p>
-                </w:txbxContent>
-              </v:textbox>
-              <w10:wrap type="square"/>
-            </v:shape>
-          </w:pict>
-        </mc:Fallback>
-      </mc:AlternateContent>
-    </w:r>
-    <w:r>
-      <w:rPr>
-        <w:noProof/>
-      </w:rPr>
-      <mc:AlternateContent>
-        <mc:Choice Requires="wps">
-          <w:drawing>
-            <wp:anchor distT="45720" distB="45720" distL="114300" distR="114300" simplePos="0" relativeHeight="251684864" behindDoc="0" locked="0" layoutInCell="1" allowOverlap="1" wp14:anchorId="191C097A" wp14:editId="4FF8AE17">
-              <wp:simplePos x="0" y="0"/>
-              <wp:positionH relativeFrom="column">
-                <wp:posOffset>4883150</wp:posOffset>
-              </wp:positionH>
-              <wp:positionV relativeFrom="paragraph">
-                <wp:posOffset>623570</wp:posOffset>
-              </wp:positionV>
-              <wp:extent cx="1490345" cy="165735"/>
-              <wp:effectExtent l="0" t="0" r="0" b="5715"/>
-              <wp:wrapSquare wrapText="bothSides"/>
-              <wp:docPr id="1858385467" name="Text Box 2"/>
-              <wp:cNvGraphicFramePr>
-                <a:graphicFrameLocks xmlns:a="http://schemas.openxmlformats.org/drawingml/2006/main"/>
-              </wp:cNvGraphicFramePr>
-              <a:graphic xmlns:a="http://schemas.openxmlformats.org/drawingml/2006/main">
-                <a:graphicData uri="http://schemas.microsoft.com/office/word/2010/wordprocessingShape">
-                  <wps:wsp>
-                    <wps:cNvSpPr txBox="1">
-                      <a:spLocks noChangeArrowheads="1"/>
-                    </wps:cNvSpPr>
-                    <wps:spPr bwMode="auto">
-                      <a:xfrm>
-                        <a:off x="0" y="0"/>
-                        <a:ext cx="1490345" cy="165735"/>
-                      </a:xfrm>
-                      <a:prstGeom prst="rect">
-                        <a:avLst/>
-                      </a:prstGeom>
-                      <a:noFill/>
-                      <a:ln w="9525">
-                        <a:noFill/>
-                        <a:miter lim="800000"/>
-                        <a:headEnd/>
-                        <a:tailEnd/>
-                      </a:ln>
-                    </wps:spPr>
-                    <wps:txbx>
-                      <w:txbxContent>
-                        <w:p>
-                          <w:pPr>
-                            <w:jc w:val="right"/>
-                            <w:rPr>
-                              <w:rFonts w:ascii="Arial" w:hAnsi="Arial" w:cs="Arial"/>
-                              <w:color w:val="6F8CC0"/>
-                              <w:sz w:val="18"/>
-                              <w:szCs w:val="18"/>
-                              <w:lang w:val="es-PE"/>
-                            </w:rPr>
-                          </w:pPr>
-                          <w:r>
-                            <w:rPr>
-                              <w:rFonts w:ascii="Arial" w:hAnsi="Arial" w:cs="Arial"/>
-                              <w:color w:val="6F8CC0"/>
-                              <w:sz w:val="18"/>
-                              <w:szCs w:val="18"/>
-                              <w:lang w:val="es-PE"/>
-                            </w:rPr>
-                            <w:t>website</w:t>
-                          </w:r>
-                          <w:r>
-                            <w:rPr>
-                              <w:rFonts w:ascii="Arial" w:hAnsi="Arial" w:cs="Arial"/>
-                              <w:color w:val="6F8CC0"/>
-                              <w:sz w:val="18"/>
-                              <w:szCs w:val="18"/>
-                              <w:lang w:val="es-PE"/>
-                            </w:rPr>
-                            <w:t>.com</w:t>
-                          </w:r>
-                        </w:p>
-                      </w:txbxContent>
-                    </wps:txbx>
-                    <wps:bodyPr rot="0" vert="horz" wrap="square" lIns="0" tIns="0" rIns="0" bIns="0" anchor="ctr" anchorCtr="0">
-                      <a:noAutofit/>
-                    </wps:bodyPr>
-                  </wps:wsp>
-                </a:graphicData>
-              </a:graphic>
-              <wp14:sizeRelH relativeFrom="margin">
-                <wp14:pctWidth>0</wp14:pctWidth>
-              </wp14:sizeRelH>
-              <wp14:sizeRelV relativeFrom="margin">
-                <wp14:pctHeight>0</wp14:pctHeight>
-              </wp14:sizeRelV>
-            </wp:anchor>
-          </w:drawing>
-        </mc:Choice>
-        <mc:Fallback>
-          <w:pict>
-            <v:shape w14:anchorId="191C097A" id="_x0000_s1029" type="#_x0000_t202" style="position:absolute;margin-left:384.5pt;margin-top:49.1pt;width:117.35pt;height:13.05pt;z-index:251684864;visibility:visible;mso-wrap-style:square;mso-width-percent:0;mso-height-percent:0;mso-wrap-distance-left:9pt;mso-wrap-distance-top:3.6pt;mso-wrap-distance-right:9pt;mso-wrap-distance-bottom:3.6pt;mso-position-horizontal:absolute;mso-position-horizontal-relative:text;mso-position-vertical:absolute;mso-position-vertical-relative:text;mso-width-percent:0;mso-height-percent:0;mso-width-relative:margin;mso-height-relative:margin;v-text-anchor:middle" o:gfxdata="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" filled="f" stroked="f">
-              <v:textbox inset="0,0,0,0">
-                <w:txbxContent>
-                  <w:p>
-                    <w:pPr>
-                      <w:jc w:val="right"/>
-                      <w:rPr>
-                        <w:rFonts w:ascii="Arial" w:hAnsi="Arial" w:cs="Arial"/>
-                        <w:color w:val="6F8CC0"/>
-                        <w:sz w:val="18"/>
-                        <w:szCs w:val="18"/>
-                        <w:lang w:val="es-PE"/>
-                      </w:rPr>
-                    </w:pPr>
-                    <w:r>
-                      <w:rPr>
-                        <w:rFonts w:ascii="Arial" w:hAnsi="Arial" w:cs="Arial"/>
-                        <w:color w:val="6F8CC0"/>
-                        <w:sz w:val="18"/>
-                        <w:szCs w:val="18"/>
-                        <w:lang w:val="es-PE"/>
-                      </w:rPr>
-                      <w:t>website</w:t>
-                    </w:r>
-                    <w:r>
-                      <w:rPr>
-                        <w:rFonts w:ascii="Arial" w:hAnsi="Arial" w:cs="Arial"/>
-                        <w:color w:val="6F8CC0"/>
-                        <w:sz w:val="18"/>
-                        <w:szCs w:val="18"/>
-                        <w:lang w:val="es-PE"/>
-                      </w:rPr>
-                      <w:t>.com</w:t>
                     </w:r>
                   </w:p>
                 </w:txbxContent>
